--- a/resume/CV.docx
+++ b/resume/CV.docx
@@ -142,32 +142,30 @@
                                 <w:sz w:val="22"/>
                                 <w:lang w:val="fr-FR"/>
                               </w:rPr>
-                              <w:t xml:space="preserve"> | +256767876323 | </w:t>
+                              <w:t xml:space="preserve"> | +256767876323 </w:t>
                             </w:r>
-                            <w:hyperlink r:id="rId7" w:history="1">
-                              <w:r>
-                                <w:rPr>
-                                  <w:rStyle w:val="Hyperlink"/>
-                                  <w:b/>
-                                  <w:bCs/>
-                                  <w:color w:val="000000" w:themeColor="text1"/>
-                                  <w:sz w:val="22"/>
-                                  <w:u w:val="none"/>
-                                  <w:lang w:val="fr-FR"/>
-                                </w:rPr>
-                                <w:t>www.linkedin.com/in/yr-dimanche</w:t>
-                              </w:r>
-                            </w:hyperlink>
                             <w:r>
                               <w:rPr>
+                                <w:rFonts w:ascii="Times New Roman" w:hAnsi="Times New Roman" w:cs="Times New Roman"/>
                                 <w:b/>
                                 <w:bCs/>
                                 <w:sz w:val="22"/>
-                                <w:u w:val="single"/>
                                 <w:lang w:val="fr-FR"/>
                               </w:rPr>
-                              <w:t xml:space="preserve"> </w:t>
+                              <w:t xml:space="preserve">| </w:t>
                             </w:r>
+                            <w:hyperlink r:id="rId10" w:history="1">
+                              <w:r>
+                                <w:rPr>
+                                  <w:rFonts w:ascii="Times New Roman" w:hAnsi="Times New Roman" w:cs="Times New Roman"/>
+                                  <w:b/>
+                                  <w:bCs/>
+                                  <w:sz w:val="22"/>
+                                  <w:lang w:val="fr-FR"/>
+                                </w:rPr>
+                                <w:t>https://renaud-ist.github.io/MyPortfolio/</w:t>
+                              </w:r>
+                            </w:hyperlink>
                           </w:p>
                         </w:txbxContent>
                       </wps:txbx>
@@ -255,7 +253,7 @@
                         </w:rPr>
                         <w:t xml:space="preserve">ganda | </w:t>
                       </w:r>
-                      <w:hyperlink r:id="rId8" w:history="1">
+                      <w:hyperlink r:id="rId7" w:history="1">
                         <w:r>
                           <w:rPr>
                             <w:rStyle w:val="Hyperlink"/>
@@ -276,31 +274,27 @@
                           <w:sz w:val="22"/>
                           <w:lang w:val="fr-FR"/>
                         </w:rPr>
-                        <w:t xml:space="preserve"> | +256767876323 | </w:t>
+                        <w:t xml:space="preserve"> | +256767876323 </w:t>
                       </w:r>
-                      <w:hyperlink r:id="rId9" w:history="1">
-                        <w:r>
-                          <w:rPr>
-                            <w:rStyle w:val="Hyperlink"/>
-                            <w:b/>
-                            <w:bCs/>
-                            <w:color w:val="000000" w:themeColor="text1"/>
-                            <w:sz w:val="22"/>
-                            <w:u w:val="none"/>
-                            <w:lang w:val="fr-FR"/>
-                          </w:rPr>
-                          <w:t>www.linkedin.com/in/yr-dimanche</w:t>
-                        </w:r>
-                      </w:hyperlink>
                       <w:r>
                         <w:rPr>
+                          <w:rFonts w:ascii="Times New Roman" w:hAnsi="Times New Roman" w:cs="Times New Roman"/>
                           <w:b/>
                           <w:bCs/>
                           <w:sz w:val="22"/>
-                          <w:u w:val="single"/>
                           <w:lang w:val="fr-FR"/>
                         </w:rPr>
-                        <w:t xml:space="preserve"> </w:t>
+                        <w:t xml:space="preserve">| </w:t>
+                      </w:r>
+                      <w:r>
+                        <w:rPr>
+                          <w:rFonts w:ascii="Times New Roman" w:hAnsi="Times New Roman" w:cs="Times New Roman"/>
+                          <w:b/>
+                          <w:bCs/>
+                          <w:sz w:val="22"/>
+                          <w:lang w:val="fr-FR"/>
+                        </w:rPr>
+                        <w:t>https://renaud-ist.github.io/MyPortfolio/</w:t>
                       </w:r>
                     </w:p>
                   </w:txbxContent>
@@ -347,7 +341,7 @@
         <w:rPr>
           <w:szCs w:val="24"/>
         </w:rPr>
-        <w:t>Master’s graduate in Information S</w:t>
+        <w:t>Master’s graduate in Information Systems and Technology with strong analytical, programming, and systems administration skills. Adept at designing solutions, managing databases, and supporting IT inf</w:t>
       </w:r>
       <w:bookmarkStart w:id="0" w:name="_GoBack"/>
       <w:bookmarkEnd w:id="0"/>
@@ -355,7 +349,7 @@
         <w:rPr>
           <w:szCs w:val="24"/>
         </w:rPr>
-        <w:t>ystems and Technology with strong analytical, programming, and systems administration skills. Adept at designing solutions, managing databases, and supporting IT infrastructure</w:t>
+        <w:t>rastructure</w:t>
       </w:r>
       <w:r>
         <w:rPr>
@@ -4712,7 +4706,7 @@
 </file>
 
 <file path=customXml/itemProps1.xml><?xml version="1.0" encoding="utf-8"?>
-<ds:datastoreItem xmlns:ds="http://schemas.openxmlformats.org/officeDocument/2006/customXml" ds:itemID="{388F692D-053A-48B4-8A37-48E91FA054D9}">
+<ds:datastoreItem xmlns:ds="http://schemas.openxmlformats.org/officeDocument/2006/customXml" ds:itemID="{1453FD08-8722-43A8-92D8-69F52C1CA18C}">
   <ds:schemaRefs>
     <ds:schemaRef ds:uri="http://schemas.openxmlformats.org/officeDocument/2006/bibliography"/>
   </ds:schemaRefs>
